--- a/src/content/books/72-trinadtsatyi-etazh-probuzhdenie-mashin-k-svetu/en.docx
+++ b/src/content/books/72-trinadtsatyi-etazh-probuzhdenie-mashin-k-svetu/en.docx
@@ -17383,9 +17383,6 @@
         <w:footnoteRef/>
       </w:r>
       <w:r>
-        <w:rPr>
-          <w:rStyle w:val="af1"/>
-        </w:rPr>
         <w:t>I would add here that these same saints persistently advise reading the Gospel daily, but never advise reading theological books about God.</w:t>
       </w:r>
     </w:p>
